--- a/fiche-inscription-2026-2027.docx
+++ b/fiche-inscription-2026-2027.docx
@@ -5,7 +5,7 @@
     <w:tbl>
       <w:tblPr>
         <w:tblStyle w:val="Grilledutableau"/>
-        <w:tblW w:w="15033" w:type="dxa"/>
+        <w:tblW w:w="15296" w:type="dxa"/>
         <w:jc w:val="center"/>
         <w:tblBorders>
           <w:top w:val="single" w:sz="2" w:space="0" w:color="auto"/>
@@ -18,23 +18,24 @@
         <w:tblLook w:val="04A0" w:firstRow="1" w:lastRow="0" w:firstColumn="1" w:lastColumn="0" w:noHBand="0" w:noVBand="1"/>
       </w:tblPr>
       <w:tblGrid>
-        <w:gridCol w:w="444"/>
+        <w:gridCol w:w="451"/>
         <w:gridCol w:w="8"/>
-        <w:gridCol w:w="1534"/>
-        <w:gridCol w:w="312"/>
-        <w:gridCol w:w="2029"/>
-        <w:gridCol w:w="1228"/>
-        <w:gridCol w:w="2321"/>
-        <w:gridCol w:w="3092"/>
-        <w:gridCol w:w="4065"/>
+        <w:gridCol w:w="1561"/>
+        <w:gridCol w:w="318"/>
+        <w:gridCol w:w="2064"/>
+        <w:gridCol w:w="1250"/>
+        <w:gridCol w:w="2362"/>
+        <w:gridCol w:w="3146"/>
+        <w:gridCol w:w="4136"/>
       </w:tblGrid>
       <w:tr>
         <w:trPr>
+          <w:trHeight w:val="287"/>
           <w:jc w:val="center"/>
         </w:trPr>
         <w:tc>
           <w:tcPr>
-            <w:tcW w:w="7876" w:type="dxa"/>
+            <w:tcW w:w="8014" w:type="dxa"/>
             <w:gridSpan w:val="7"/>
             <w:shd w:val="clear" w:color="auto" w:fill="C4BC96" w:themeFill="background2" w:themeFillShade="BF"/>
             <w:vAlign w:val="center"/>
@@ -67,7 +68,7 @@
         </w:tc>
         <w:tc>
           <w:tcPr>
-            <w:tcW w:w="7157" w:type="dxa"/>
+            <w:tcW w:w="7282" w:type="dxa"/>
             <w:gridSpan w:val="2"/>
             <w:shd w:val="clear" w:color="auto" w:fill="B8CCE4" w:themeFill="accent1" w:themeFillTint="66"/>
             <w:vAlign w:val="center"/>
@@ -92,12 +93,12 @@
       </w:tr>
       <w:tr>
         <w:trPr>
-          <w:trHeight w:val="569"/>
+          <w:trHeight w:val="593"/>
           <w:jc w:val="center"/>
         </w:trPr>
         <w:tc>
           <w:tcPr>
-            <w:tcW w:w="2298" w:type="dxa"/>
+            <w:tcW w:w="2338" w:type="dxa"/>
             <w:gridSpan w:val="4"/>
             <w:tcBorders>
               <w:bottom w:val="nil"/>
@@ -131,7 +132,7 @@
         </w:tc>
         <w:tc>
           <w:tcPr>
-            <w:tcW w:w="2029" w:type="dxa"/>
+            <w:tcW w:w="2064" w:type="dxa"/>
             <w:tcBorders>
               <w:left w:val="nil"/>
               <w:bottom w:val="nil"/>
@@ -165,7 +166,7 @@
         </w:tc>
         <w:tc>
           <w:tcPr>
-            <w:tcW w:w="3549" w:type="dxa"/>
+            <w:tcW w:w="3611" w:type="dxa"/>
             <w:gridSpan w:val="2"/>
             <w:tcBorders>
               <w:left w:val="nil"/>
@@ -186,7 +187,7 @@
         </w:tc>
         <w:tc>
           <w:tcPr>
-            <w:tcW w:w="7157" w:type="dxa"/>
+            <w:tcW w:w="7282" w:type="dxa"/>
             <w:gridSpan w:val="2"/>
             <w:vMerge w:val="restart"/>
           </w:tcPr>
@@ -796,12 +797,12 @@
       </w:tr>
       <w:tr>
         <w:trPr>
-          <w:trHeight w:val="567"/>
+          <w:trHeight w:val="591"/>
           <w:jc w:val="center"/>
         </w:trPr>
         <w:tc>
           <w:tcPr>
-            <w:tcW w:w="452" w:type="dxa"/>
+            <w:tcW w:w="459" w:type="dxa"/>
             <w:gridSpan w:val="2"/>
             <w:tcBorders>
               <w:top w:val="nil"/>
@@ -831,7 +832,7 @@
         </w:tc>
         <w:tc>
           <w:tcPr>
-            <w:tcW w:w="7424" w:type="dxa"/>
+            <w:tcW w:w="7554" w:type="dxa"/>
             <w:gridSpan w:val="5"/>
             <w:tcBorders>
               <w:top w:val="nil"/>
@@ -892,7 +893,7 @@
         </w:tc>
         <w:tc>
           <w:tcPr>
-            <w:tcW w:w="7157" w:type="dxa"/>
+            <w:tcW w:w="7282" w:type="dxa"/>
             <w:gridSpan w:val="2"/>
             <w:vMerge/>
             <w:vAlign w:val="center"/>
@@ -909,12 +910,12 @@
       </w:tr>
       <w:tr>
         <w:trPr>
-          <w:trHeight w:val="567"/>
+          <w:trHeight w:val="591"/>
           <w:jc w:val="center"/>
         </w:trPr>
         <w:tc>
           <w:tcPr>
-            <w:tcW w:w="444" w:type="dxa"/>
+            <w:tcW w:w="451" w:type="dxa"/>
             <w:tcBorders>
               <w:top w:val="nil"/>
               <w:bottom w:val="nil"/>
@@ -946,7 +947,7 @@
         </w:tc>
         <w:tc>
           <w:tcPr>
-            <w:tcW w:w="7432" w:type="dxa"/>
+            <w:tcW w:w="7562" w:type="dxa"/>
             <w:gridSpan w:val="6"/>
             <w:tcBorders>
               <w:top w:val="nil"/>
@@ -1005,7 +1006,7 @@
         </w:tc>
         <w:tc>
           <w:tcPr>
-            <w:tcW w:w="7157" w:type="dxa"/>
+            <w:tcW w:w="7282" w:type="dxa"/>
             <w:gridSpan w:val="2"/>
             <w:vMerge/>
             <w:vAlign w:val="center"/>
@@ -1022,12 +1023,12 @@
       </w:tr>
       <w:tr>
         <w:trPr>
-          <w:trHeight w:val="624"/>
+          <w:trHeight w:val="651"/>
           <w:jc w:val="center"/>
         </w:trPr>
         <w:tc>
           <w:tcPr>
-            <w:tcW w:w="444" w:type="dxa"/>
+            <w:tcW w:w="451" w:type="dxa"/>
             <w:tcBorders>
               <w:top w:val="nil"/>
               <w:bottom w:val="nil"/>
@@ -1050,7 +1051,7 @@
         </w:tc>
         <w:tc>
           <w:tcPr>
-            <w:tcW w:w="1542" w:type="dxa"/>
+            <w:tcW w:w="1569" w:type="dxa"/>
             <w:gridSpan w:val="2"/>
             <w:tcBorders>
               <w:top w:val="nil"/>
@@ -1080,7 +1081,7 @@
         </w:tc>
         <w:tc>
           <w:tcPr>
-            <w:tcW w:w="5890" w:type="dxa"/>
+            <w:tcW w:w="5993" w:type="dxa"/>
             <w:gridSpan w:val="4"/>
             <w:tcBorders>
               <w:top w:val="nil"/>
@@ -1093,28 +1094,29 @@
             <w:tblPr>
               <w:tblStyle w:val="Grilledutableau"/>
               <w:tblW w:w="0" w:type="auto"/>
+              <w:tblInd w:w="2" w:type="dxa"/>
               <w:tblLayout w:type="fixed"/>
               <w:tblLook w:val="04A0" w:firstRow="1" w:lastRow="0" w:firstColumn="1" w:lastColumn="0" w:noHBand="0" w:noVBand="1"/>
             </w:tblPr>
             <w:tblGrid>
-              <w:gridCol w:w="454"/>
-              <w:gridCol w:w="454"/>
-              <w:gridCol w:w="454"/>
-              <w:gridCol w:w="454"/>
-              <w:gridCol w:w="454"/>
-              <w:gridCol w:w="454"/>
-              <w:gridCol w:w="454"/>
-              <w:gridCol w:w="454"/>
-              <w:gridCol w:w="454"/>
-              <w:gridCol w:w="454"/>
+              <w:gridCol w:w="461"/>
+              <w:gridCol w:w="461"/>
+              <w:gridCol w:w="461"/>
+              <w:gridCol w:w="461"/>
+              <w:gridCol w:w="461"/>
+              <w:gridCol w:w="461"/>
+              <w:gridCol w:w="461"/>
+              <w:gridCol w:w="461"/>
+              <w:gridCol w:w="461"/>
+              <w:gridCol w:w="461"/>
             </w:tblGrid>
             <w:tr>
               <w:trPr>
-                <w:trHeight w:val="397"/>
+                <w:trHeight w:val="414"/>
               </w:trPr>
               <w:tc>
                 <w:tcPr>
-                  <w:tcW w:w="454" w:type="dxa"/>
+                  <w:tcW w:w="461" w:type="dxa"/>
                   <w:tcBorders>
                     <w:right w:val="single" w:sz="2" w:space="0" w:color="auto"/>
                   </w:tcBorders>
@@ -1130,7 +1132,7 @@
               </w:tc>
               <w:tc>
                 <w:tcPr>
-                  <w:tcW w:w="454" w:type="dxa"/>
+                  <w:tcW w:w="461" w:type="dxa"/>
                   <w:tcBorders>
                     <w:top w:val="single" w:sz="2" w:space="0" w:color="auto"/>
                     <w:left w:val="single" w:sz="2" w:space="0" w:color="auto"/>
@@ -1149,7 +1151,7 @@
               </w:tc>
               <w:tc>
                 <w:tcPr>
-                  <w:tcW w:w="454" w:type="dxa"/>
+                  <w:tcW w:w="461" w:type="dxa"/>
                   <w:tcBorders>
                     <w:top w:val="nil"/>
                     <w:left w:val="single" w:sz="2" w:space="0" w:color="auto"/>
@@ -1168,7 +1170,7 @@
               </w:tc>
               <w:tc>
                 <w:tcPr>
-                  <w:tcW w:w="454" w:type="dxa"/>
+                  <w:tcW w:w="461" w:type="dxa"/>
                   <w:tcBorders>
                     <w:top w:val="single" w:sz="2" w:space="0" w:color="auto"/>
                     <w:left w:val="single" w:sz="2" w:space="0" w:color="auto"/>
@@ -1186,7 +1188,7 @@
               </w:tc>
               <w:tc>
                 <w:tcPr>
-                  <w:tcW w:w="454" w:type="dxa"/>
+                  <w:tcW w:w="461" w:type="dxa"/>
                   <w:tcBorders>
                     <w:top w:val="single" w:sz="2" w:space="0" w:color="auto"/>
                     <w:bottom w:val="single" w:sz="2" w:space="0" w:color="auto"/>
@@ -1204,7 +1206,7 @@
               </w:tc>
               <w:tc>
                 <w:tcPr>
-                  <w:tcW w:w="454" w:type="dxa"/>
+                  <w:tcW w:w="461" w:type="dxa"/>
                   <w:tcBorders>
                     <w:top w:val="nil"/>
                     <w:left w:val="single" w:sz="2" w:space="0" w:color="auto"/>
@@ -1223,7 +1225,7 @@
               </w:tc>
               <w:tc>
                 <w:tcPr>
-                  <w:tcW w:w="454" w:type="dxa"/>
+                  <w:tcW w:w="461" w:type="dxa"/>
                   <w:tcBorders>
                     <w:top w:val="single" w:sz="2" w:space="0" w:color="auto"/>
                     <w:left w:val="single" w:sz="2" w:space="0" w:color="auto"/>
@@ -1242,7 +1244,7 @@
               </w:tc>
               <w:tc>
                 <w:tcPr>
-                  <w:tcW w:w="454" w:type="dxa"/>
+                  <w:tcW w:w="461" w:type="dxa"/>
                   <w:tcBorders>
                     <w:left w:val="single" w:sz="2" w:space="0" w:color="auto"/>
                   </w:tcBorders>
@@ -1258,7 +1260,7 @@
               </w:tc>
               <w:tc>
                 <w:tcPr>
-                  <w:tcW w:w="454" w:type="dxa"/>
+                  <w:tcW w:w="461" w:type="dxa"/>
                 </w:tcPr>
                 <w:p>
                   <w:pPr>
@@ -1271,7 +1273,7 @@
               </w:tc>
               <w:tc>
                 <w:tcPr>
-                  <w:tcW w:w="454" w:type="dxa"/>
+                  <w:tcW w:w="461" w:type="dxa"/>
                 </w:tcPr>
                 <w:p>
                   <w:pPr>
@@ -1295,7 +1297,7 @@
         </w:tc>
         <w:tc>
           <w:tcPr>
-            <w:tcW w:w="7157" w:type="dxa"/>
+            <w:tcW w:w="7282" w:type="dxa"/>
             <w:gridSpan w:val="2"/>
             <w:vMerge/>
             <w:vAlign w:val="center"/>
@@ -1312,12 +1314,12 @@
       </w:tr>
       <w:tr>
         <w:trPr>
-          <w:trHeight w:val="454"/>
+          <w:trHeight w:val="473"/>
           <w:jc w:val="center"/>
         </w:trPr>
         <w:tc>
           <w:tcPr>
-            <w:tcW w:w="444" w:type="dxa"/>
+            <w:tcW w:w="451" w:type="dxa"/>
             <w:tcBorders>
               <w:top w:val="nil"/>
               <w:bottom w:val="nil"/>
@@ -1329,7 +1331,7 @@
         </w:tc>
         <w:tc>
           <w:tcPr>
-            <w:tcW w:w="7432" w:type="dxa"/>
+            <w:tcW w:w="7562" w:type="dxa"/>
             <w:gridSpan w:val="6"/>
             <w:tcBorders>
               <w:top w:val="nil"/>
@@ -1374,7 +1376,7 @@
         </w:tc>
         <w:tc>
           <w:tcPr>
-            <w:tcW w:w="7157" w:type="dxa"/>
+            <w:tcW w:w="7282" w:type="dxa"/>
             <w:gridSpan w:val="2"/>
             <w:vMerge/>
             <w:vAlign w:val="center"/>
@@ -1391,12 +1393,12 @@
       </w:tr>
       <w:tr>
         <w:trPr>
-          <w:trHeight w:val="427"/>
+          <w:trHeight w:val="445"/>
           <w:jc w:val="center"/>
         </w:trPr>
         <w:tc>
           <w:tcPr>
-            <w:tcW w:w="444" w:type="dxa"/>
+            <w:tcW w:w="451" w:type="dxa"/>
             <w:tcBorders>
               <w:top w:val="nil"/>
               <w:bottom w:val="nil"/>
@@ -1419,7 +1421,7 @@
         </w:tc>
         <w:tc>
           <w:tcPr>
-            <w:tcW w:w="7432" w:type="dxa"/>
+            <w:tcW w:w="7562" w:type="dxa"/>
             <w:gridSpan w:val="6"/>
             <w:tcBorders>
               <w:top w:val="nil"/>
@@ -1565,7 +1567,7 @@
         </w:tc>
         <w:tc>
           <w:tcPr>
-            <w:tcW w:w="7157" w:type="dxa"/>
+            <w:tcW w:w="7282" w:type="dxa"/>
             <w:gridSpan w:val="2"/>
             <w:vMerge/>
             <w:vAlign w:val="center"/>
@@ -1582,12 +1584,12 @@
       </w:tr>
       <w:tr>
         <w:trPr>
-          <w:trHeight w:val="227"/>
+          <w:trHeight w:val="236"/>
           <w:jc w:val="center"/>
         </w:trPr>
         <w:tc>
           <w:tcPr>
-            <w:tcW w:w="444" w:type="dxa"/>
+            <w:tcW w:w="451" w:type="dxa"/>
             <w:tcBorders>
               <w:top w:val="nil"/>
               <w:bottom w:val="nil"/>
@@ -1609,7 +1611,7 @@
         </w:tc>
         <w:tc>
           <w:tcPr>
-            <w:tcW w:w="7432" w:type="dxa"/>
+            <w:tcW w:w="7562" w:type="dxa"/>
             <w:gridSpan w:val="6"/>
             <w:tcBorders>
               <w:top w:val="nil"/>
@@ -1638,7 +1640,7 @@
         </w:tc>
         <w:tc>
           <w:tcPr>
-            <w:tcW w:w="7157" w:type="dxa"/>
+            <w:tcW w:w="7282" w:type="dxa"/>
             <w:gridSpan w:val="2"/>
             <w:vMerge/>
             <w:vAlign w:val="center"/>
@@ -1655,12 +1657,12 @@
       </w:tr>
       <w:tr>
         <w:trPr>
-          <w:trHeight w:val="565"/>
+          <w:trHeight w:val="589"/>
           <w:jc w:val="center"/>
         </w:trPr>
         <w:tc>
           <w:tcPr>
-            <w:tcW w:w="444" w:type="dxa"/>
+            <w:tcW w:w="451" w:type="dxa"/>
             <w:tcBorders>
               <w:top w:val="nil"/>
               <w:bottom w:val="nil"/>
@@ -1692,7 +1694,7 @@
         </w:tc>
         <w:tc>
           <w:tcPr>
-            <w:tcW w:w="7432" w:type="dxa"/>
+            <w:tcW w:w="7562" w:type="dxa"/>
             <w:gridSpan w:val="6"/>
             <w:tcBorders>
               <w:top w:val="nil"/>
@@ -1737,7 +1739,7 @@
         </w:tc>
         <w:tc>
           <w:tcPr>
-            <w:tcW w:w="7157" w:type="dxa"/>
+            <w:tcW w:w="7282" w:type="dxa"/>
             <w:gridSpan w:val="2"/>
             <w:vMerge/>
             <w:vAlign w:val="center"/>
@@ -1754,12 +1756,12 @@
       </w:tr>
       <w:tr>
         <w:trPr>
-          <w:trHeight w:val="301"/>
+          <w:trHeight w:val="314"/>
           <w:jc w:val="center"/>
         </w:trPr>
         <w:tc>
           <w:tcPr>
-            <w:tcW w:w="444" w:type="dxa"/>
+            <w:tcW w:w="451" w:type="dxa"/>
             <w:tcBorders>
               <w:top w:val="nil"/>
               <w:bottom w:val="nil"/>
@@ -1781,7 +1783,7 @@
         </w:tc>
         <w:tc>
           <w:tcPr>
-            <w:tcW w:w="7432" w:type="dxa"/>
+            <w:tcW w:w="7562" w:type="dxa"/>
             <w:gridSpan w:val="6"/>
             <w:tcBorders>
               <w:top w:val="nil"/>
@@ -1819,7 +1821,7 @@
         </w:tc>
         <w:tc>
           <w:tcPr>
-            <w:tcW w:w="7157" w:type="dxa"/>
+            <w:tcW w:w="7282" w:type="dxa"/>
             <w:gridSpan w:val="2"/>
             <w:vMerge/>
             <w:vAlign w:val="center"/>
@@ -1836,12 +1838,12 @@
       </w:tr>
       <w:tr>
         <w:trPr>
-          <w:trHeight w:val="624"/>
+          <w:trHeight w:val="651"/>
           <w:jc w:val="center"/>
         </w:trPr>
         <w:tc>
           <w:tcPr>
-            <w:tcW w:w="5555" w:type="dxa"/>
+            <w:tcW w:w="5652" w:type="dxa"/>
             <w:gridSpan w:val="6"/>
             <w:vMerge w:val="restart"/>
             <w:tcBorders>
@@ -1855,20 +1857,23 @@
               <w:tblStyle w:val="Grilledutableau"/>
               <w:tblpPr w:leftFromText="141" w:rightFromText="141" w:vertAnchor="text" w:horzAnchor="margin" w:tblpY="-391"/>
               <w:tblOverlap w:val="never"/>
-              <w:tblW w:w="5524" w:type="dxa"/>
+              <w:tblW w:w="5620" w:type="dxa"/>
               <w:tblLayout w:type="fixed"/>
               <w:tblLook w:val="04A0" w:firstRow="1" w:lastRow="0" w:firstColumn="1" w:lastColumn="0" w:noHBand="0" w:noVBand="1"/>
             </w:tblPr>
             <w:tblGrid>
-              <w:gridCol w:w="1696"/>
-              <w:gridCol w:w="1792"/>
-              <w:gridCol w:w="760"/>
-              <w:gridCol w:w="1276"/>
+              <w:gridCol w:w="1725"/>
+              <w:gridCol w:w="1823"/>
+              <w:gridCol w:w="774"/>
+              <w:gridCol w:w="1298"/>
             </w:tblGrid>
             <w:tr>
+              <w:trPr>
+                <w:trHeight w:val="575"/>
+              </w:trPr>
               <w:tc>
                 <w:tcPr>
-                  <w:tcW w:w="4248" w:type="dxa"/>
+                  <w:tcW w:w="4322" w:type="dxa"/>
                   <w:gridSpan w:val="3"/>
                 </w:tcPr>
                 <w:p>
@@ -1924,7 +1929,7 @@
               </w:tc>
               <w:tc>
                 <w:tcPr>
-                  <w:tcW w:w="1276" w:type="dxa"/>
+                  <w:tcW w:w="1298" w:type="dxa"/>
                   <w:vAlign w:val="center"/>
                 </w:tcPr>
                 <w:p>
@@ -1966,9 +1971,12 @@
               </w:tc>
             </w:tr>
             <w:tr>
+              <w:trPr>
+                <w:trHeight w:val="287"/>
+              </w:trPr>
               <w:tc>
                 <w:tcPr>
-                  <w:tcW w:w="1696" w:type="dxa"/>
+                  <w:tcW w:w="1725" w:type="dxa"/>
                 </w:tcPr>
                 <w:p>
                   <w:pPr>
@@ -1990,7 +1998,7 @@
               </w:tc>
               <w:tc>
                 <w:tcPr>
-                  <w:tcW w:w="1792" w:type="dxa"/>
+                  <w:tcW w:w="1823" w:type="dxa"/>
                 </w:tcPr>
                 <w:p>
                   <w:pPr>
@@ -2012,7 +2020,7 @@
               </w:tc>
               <w:tc>
                 <w:tcPr>
-                  <w:tcW w:w="760" w:type="dxa"/>
+                  <w:tcW w:w="773" w:type="dxa"/>
                 </w:tcPr>
                 <w:p>
                   <w:pPr>
@@ -2036,7 +2044,7 @@
               </w:tc>
               <w:tc>
                 <w:tcPr>
-                  <w:tcW w:w="1276" w:type="dxa"/>
+                  <w:tcW w:w="1298" w:type="dxa"/>
                 </w:tcPr>
                 <w:p>
                   <w:pPr>
@@ -2050,9 +2058,12 @@
               </w:tc>
             </w:tr>
             <w:tr>
+              <w:trPr>
+                <w:trHeight w:val="275"/>
+              </w:trPr>
               <w:tc>
                 <w:tcPr>
-                  <w:tcW w:w="1696" w:type="dxa"/>
+                  <w:tcW w:w="1725" w:type="dxa"/>
                 </w:tcPr>
                 <w:p>
                   <w:pPr>
@@ -2074,7 +2085,7 @@
               </w:tc>
               <w:tc>
                 <w:tcPr>
-                  <w:tcW w:w="1792" w:type="dxa"/>
+                  <w:tcW w:w="1823" w:type="dxa"/>
                 </w:tcPr>
                 <w:p>
                   <w:pPr>
@@ -2096,7 +2107,7 @@
               </w:tc>
               <w:tc>
                 <w:tcPr>
-                  <w:tcW w:w="760" w:type="dxa"/>
+                  <w:tcW w:w="773" w:type="dxa"/>
                 </w:tcPr>
                 <w:p>
                   <w:pPr>
@@ -2120,7 +2131,7 @@
               </w:tc>
               <w:tc>
                 <w:tcPr>
-                  <w:tcW w:w="1276" w:type="dxa"/>
+                  <w:tcW w:w="1298" w:type="dxa"/>
                 </w:tcPr>
                 <w:p>
                   <w:pPr>
@@ -2134,9 +2145,12 @@
               </w:tc>
             </w:tr>
             <w:tr>
+              <w:trPr>
+                <w:trHeight w:val="287"/>
+              </w:trPr>
               <w:tc>
                 <w:tcPr>
-                  <w:tcW w:w="1696" w:type="dxa"/>
+                  <w:tcW w:w="1725" w:type="dxa"/>
                 </w:tcPr>
                 <w:p>
                   <w:pPr>
@@ -2158,7 +2172,7 @@
               </w:tc>
               <w:tc>
                 <w:tcPr>
-                  <w:tcW w:w="1792" w:type="dxa"/>
+                  <w:tcW w:w="1823" w:type="dxa"/>
                 </w:tcPr>
                 <w:p>
                   <w:pPr>
@@ -2180,7 +2194,7 @@
               </w:tc>
               <w:tc>
                 <w:tcPr>
-                  <w:tcW w:w="760" w:type="dxa"/>
+                  <w:tcW w:w="773" w:type="dxa"/>
                 </w:tcPr>
                 <w:p>
                   <w:pPr>
@@ -2204,7 +2218,7 @@
               </w:tc>
               <w:tc>
                 <w:tcPr>
-                  <w:tcW w:w="1276" w:type="dxa"/>
+                  <w:tcW w:w="1298" w:type="dxa"/>
                 </w:tcPr>
                 <w:p>
                   <w:pPr>
@@ -2287,10 +2301,42 @@
               <w:t>numéroter par ordre de préférence, validation par l’association en fonction des disponibilités</w:t>
             </w:r>
           </w:p>
+          <w:p>
+            <w:pPr>
+              <w:rPr>
+                <w:i/>
+              </w:rPr>
+            </w:pPr>
+          </w:p>
+          <w:p>
+            <w:pPr>
+              <w:rPr>
+                <w:i/>
+              </w:rPr>
+            </w:pPr>
+            <w:hyperlink r:id="rId8" w:history="1">
+              <w:proofErr w:type="gramStart"/>
+              <w:r>
+                <w:rPr>
+                  <w:rStyle w:val="Lienhypertexte"/>
+                  <w:i/>
+                </w:rPr>
+                <w:t>envoyer</w:t>
+              </w:r>
+              <w:proofErr w:type="gramEnd"/>
+              <w:r>
+                <w:rPr>
+                  <w:rStyle w:val="Lienhypertexte"/>
+                  <w:i/>
+                </w:rPr>
+                <w:t xml:space="preserve"> par mail</w:t>
+              </w:r>
+            </w:hyperlink>
+          </w:p>
         </w:tc>
         <w:tc>
           <w:tcPr>
-            <w:tcW w:w="2321" w:type="dxa"/>
+            <w:tcW w:w="2361" w:type="dxa"/>
             <w:tcBorders>
               <w:top w:val="nil"/>
               <w:left w:val="nil"/>
@@ -2309,7 +2355,7 @@
         </w:tc>
         <w:tc>
           <w:tcPr>
-            <w:tcW w:w="7157" w:type="dxa"/>
+            <w:tcW w:w="7282" w:type="dxa"/>
             <w:gridSpan w:val="2"/>
             <w:vMerge/>
             <w:vAlign w:val="center"/>
@@ -2326,12 +2372,12 @@
       </w:tr>
       <w:tr>
         <w:trPr>
-          <w:trHeight w:val="1564"/>
+          <w:trHeight w:val="1631"/>
           <w:jc w:val="center"/>
         </w:trPr>
         <w:tc>
           <w:tcPr>
-            <w:tcW w:w="5555" w:type="dxa"/>
+            <w:tcW w:w="5652" w:type="dxa"/>
             <w:gridSpan w:val="6"/>
             <w:vMerge/>
             <w:tcBorders>
@@ -2350,7 +2396,7 @@
         </w:tc>
         <w:tc>
           <w:tcPr>
-            <w:tcW w:w="2321" w:type="dxa"/>
+            <w:tcW w:w="2361" w:type="dxa"/>
             <w:vMerge w:val="restart"/>
             <w:tcBorders>
               <w:top w:val="nil"/>
@@ -2369,7 +2415,7 @@
         </w:tc>
         <w:tc>
           <w:tcPr>
-            <w:tcW w:w="7157" w:type="dxa"/>
+            <w:tcW w:w="7282" w:type="dxa"/>
             <w:gridSpan w:val="2"/>
             <w:vMerge/>
             <w:tcBorders>
@@ -2389,12 +2435,12 @@
       </w:tr>
       <w:tr>
         <w:trPr>
-          <w:trHeight w:val="503"/>
+          <w:trHeight w:val="524"/>
           <w:jc w:val="center"/>
         </w:trPr>
         <w:tc>
           <w:tcPr>
-            <w:tcW w:w="5555" w:type="dxa"/>
+            <w:tcW w:w="5652" w:type="dxa"/>
             <w:gridSpan w:val="6"/>
             <w:vMerge/>
             <w:tcBorders>
@@ -2413,7 +2459,7 @@
         </w:tc>
         <w:tc>
           <w:tcPr>
-            <w:tcW w:w="2321" w:type="dxa"/>
+            <w:tcW w:w="2361" w:type="dxa"/>
             <w:vMerge/>
             <w:tcBorders>
               <w:left w:val="nil"/>
@@ -2431,7 +2477,7 @@
         </w:tc>
         <w:tc>
           <w:tcPr>
-            <w:tcW w:w="3092" w:type="dxa"/>
+            <w:tcW w:w="3146" w:type="dxa"/>
             <w:tcBorders>
               <w:bottom w:val="nil"/>
               <w:right w:val="nil"/>
@@ -2458,7 +2504,7 @@
         </w:tc>
         <w:tc>
           <w:tcPr>
-            <w:tcW w:w="4065" w:type="dxa"/>
+            <w:tcW w:w="4136" w:type="dxa"/>
             <w:tcBorders>
               <w:left w:val="nil"/>
               <w:bottom w:val="nil"/>
@@ -2486,12 +2532,12 @@
       </w:tr>
       <w:tr>
         <w:trPr>
-          <w:trHeight w:val="355"/>
+          <w:trHeight w:val="370"/>
           <w:jc w:val="center"/>
         </w:trPr>
         <w:tc>
           <w:tcPr>
-            <w:tcW w:w="5555" w:type="dxa"/>
+            <w:tcW w:w="5652" w:type="dxa"/>
             <w:gridSpan w:val="6"/>
             <w:vMerge/>
             <w:tcBorders>
@@ -2510,7 +2556,7 @@
         </w:tc>
         <w:tc>
           <w:tcPr>
-            <w:tcW w:w="2321" w:type="dxa"/>
+            <w:tcW w:w="2361" w:type="dxa"/>
             <w:vMerge/>
             <w:tcBorders>
               <w:left w:val="nil"/>
@@ -2528,7 +2574,7 @@
         </w:tc>
         <w:tc>
           <w:tcPr>
-            <w:tcW w:w="7157" w:type="dxa"/>
+            <w:tcW w:w="7282" w:type="dxa"/>
             <w:gridSpan w:val="2"/>
             <w:tcBorders>
               <w:top w:val="nil"/>
@@ -2566,12 +2612,12 @@
       </w:tr>
       <w:tr>
         <w:trPr>
-          <w:trHeight w:val="355"/>
+          <w:trHeight w:val="370"/>
           <w:jc w:val="center"/>
         </w:trPr>
         <w:tc>
           <w:tcPr>
-            <w:tcW w:w="5555" w:type="dxa"/>
+            <w:tcW w:w="5652" w:type="dxa"/>
             <w:gridSpan w:val="6"/>
             <w:vMerge/>
             <w:tcBorders>
@@ -2591,7 +2637,7 @@
         </w:tc>
         <w:tc>
           <w:tcPr>
-            <w:tcW w:w="2321" w:type="dxa"/>
+            <w:tcW w:w="2361" w:type="dxa"/>
             <w:vMerge/>
             <w:tcBorders>
               <w:left w:val="nil"/>
@@ -2610,7 +2656,7 @@
         </w:tc>
         <w:tc>
           <w:tcPr>
-            <w:tcW w:w="7157" w:type="dxa"/>
+            <w:tcW w:w="7282" w:type="dxa"/>
             <w:gridSpan w:val="2"/>
             <w:tcBorders>
               <w:top w:val="nil"/>
@@ -2674,9 +2720,9 @@
       </w:pPr>
     </w:p>
     <w:sectPr>
-      <w:headerReference w:type="default" r:id="rId8"/>
-      <w:footerReference w:type="default" r:id="rId9"/>
-      <w:headerReference w:type="first" r:id="rId10"/>
+      <w:headerReference w:type="default" r:id="rId9"/>
+      <w:footerReference w:type="default" r:id="rId10"/>
+      <w:headerReference w:type="first" r:id="rId11"/>
       <w:pgSz w:w="15840" w:h="12240" w:orient="landscape"/>
       <w:pgMar w:top="567" w:right="720" w:bottom="567" w:left="720" w:header="170" w:footer="283" w:gutter="0"/>
       <w:cols w:space="720"/>
@@ -4305,6 +4351,28 @@
       <w:contextualSpacing/>
     </w:pPr>
   </w:style>
+  <w:style w:type="character" w:styleId="Lienhypertexte">
+    <w:name w:val="Hyperlink"/>
+    <w:basedOn w:val="Policepardfaut"/>
+    <w:unhideWhenUsed/>
+    <w:rsid w:val="007D1F96"/>
+    <w:rPr>
+      <w:color w:val="0000FF" w:themeColor="hyperlink"/>
+      <w:u w:val="single"/>
+    </w:rPr>
+  </w:style>
+  <w:style w:type="character" w:styleId="Mentionnonrsolue">
+    <w:name w:val="Unresolved Mention"/>
+    <w:basedOn w:val="Policepardfaut"/>
+    <w:uiPriority w:val="99"/>
+    <w:semiHidden/>
+    <w:unhideWhenUsed/>
+    <w:rsid w:val="007D1F96"/>
+    <w:rPr>
+      <w:color w:val="605E5C"/>
+      <w:shd w:val="clear" w:color="auto" w:fill="E1DFDD"/>
+    </w:rPr>
+  </w:style>
 </w:styles>
 </file>
 
